--- a/reports/day-19-report.docx
+++ b/reports/day-19-report.docx
@@ -1501,14 +1501,14 @@
           <w:bCs/>
           <w:i/>
         </w:rPr>
-        <w:t>11/</w:t>
+        <w:t xml:space="preserve">11/08/2026</w:t>
       </w:r>
       <w:r>
         <w:rPr>
           <w:bCs/>
           <w:i/>
         </w:rPr>
-        <w:t>08//2026</w:t>
+        <w:t xml:space="preserve"/>
       </w:r>
     </w:p>
     <w:p>
@@ -4796,7 +4796,7 @@
                 <w:sz w:val="20"/>
                 <w:szCs w:val="20"/>
               </w:rPr>
-              <w:t xml:space="preserve"> semantic HTML development, and website architecture for the Savory House Restaurant Website.</w:t>
+              <w:t xml:space="preserve">Semantic HTML development and website architecture for the Savory House restaurant website.</w:t>
             </w:r>
           </w:p>
         </w:tc>
@@ -4895,21 +4895,21 @@
                 <w:sz w:val="20"/>
                 <w:szCs w:val="20"/>
               </w:rPr>
-              <w:t>Continued building the homepage by creating the Hero section</w:t>
-            </w:r>
-            <w:r>
-              <w:rPr>
-                <w:sz w:val="20"/>
-                <w:szCs w:val="20"/>
-              </w:rPr>
-              <w:t xml:space="preserve"> </w:t>
-            </w:r>
-            <w:r>
-              <w:rPr>
-                <w:sz w:val="20"/>
-                <w:szCs w:val="20"/>
-              </w:rPr>
-              <w:t>improved the project folder structure</w:t>
+              <w:t xml:space="preserve">CContinued building the homepage by creating the Hero section and improving the project folder structure.</w:t>
+            </w:r>
+            <w:r>
+              <w:rPr>
+                <w:sz w:val="20"/>
+                <w:szCs w:val="20"/>
+              </w:rPr>
+              <w:t xml:space="preserve"/>
+            </w:r>
+            <w:r>
+              <w:rPr>
+                <w:sz w:val="20"/>
+                <w:szCs w:val="20"/>
+              </w:rPr>
+              <w:t xml:space="preserve"/>
             </w:r>
           </w:p>
         </w:tc>
@@ -5022,7 +5022,7 @@
                 <w:sz w:val="20"/>
                 <w:szCs w:val="20"/>
               </w:rPr>
-              <w:t xml:space="preserve">Developing the Hero and Featured Meals sections of the </w:t>
+              <w:t xml:space="preserve">Developing the Hero and Featured Meals sections of the Savory House website using Flexbox layouts and reusable card structures.</w:t>
             </w:r>
             <w:r>
               <w:rPr>
@@ -5031,28 +5031,28 @@
                 <w:sz w:val="20"/>
                 <w:szCs w:val="20"/>
               </w:rPr>
-              <w:t>Savory House</w:t>
-            </w:r>
-            <w:r>
-              <w:rPr>
-                <w:sz w:val="20"/>
-                <w:szCs w:val="20"/>
-              </w:rPr>
-              <w:t xml:space="preserve"> website</w:t>
-            </w:r>
-            <w:r>
-              <w:rPr>
-                <w:sz w:val="20"/>
-                <w:szCs w:val="20"/>
-              </w:rPr>
-              <w:t xml:space="preserve"> </w:t>
-            </w:r>
-            <w:r>
-              <w:rPr>
-                <w:sz w:val="20"/>
-                <w:szCs w:val="20"/>
-              </w:rPr>
-              <w:t>advanced Flexbox layouts, and professional card structuring.</w:t>
+              <w:t xml:space="preserve"/>
+            </w:r>
+            <w:r>
+              <w:rPr>
+                <w:sz w:val="20"/>
+                <w:szCs w:val="20"/>
+              </w:rPr>
+              <w:t xml:space="preserve"/>
+            </w:r>
+            <w:r>
+              <w:rPr>
+                <w:sz w:val="20"/>
+                <w:szCs w:val="20"/>
+              </w:rPr>
+              <w:t xml:space="preserve"/>
+            </w:r>
+            <w:r>
+              <w:rPr>
+                <w:sz w:val="20"/>
+                <w:szCs w:val="20"/>
+              </w:rPr>
+              <w:t xml:space="preserve"/>
             </w:r>
           </w:p>
         </w:tc>
@@ -6063,7 +6063,7 @@
                 <w:sz w:val="20"/>
                 <w:szCs w:val="20"/>
               </w:rPr>
-              <w:t>TOTAL NUMBER</w:t>
+              <w:t xml:space="preserve">TOTAL NUMBER OF DAYS: 19</w:t>
             </w:r>
             <w:r>
               <w:rPr>
@@ -6073,7 +6073,7 @@
                 <w:sz w:val="20"/>
                 <w:szCs w:val="20"/>
               </w:rPr>
-              <w:t xml:space="preserve"> </w:t>
+              <w:t xml:space="preserve"/>
             </w:r>
             <w:r>
               <w:rPr>
@@ -6083,7 +6083,7 @@
                 <w:sz w:val="20"/>
                 <w:szCs w:val="20"/>
               </w:rPr>
-              <w:t xml:space="preserve">OF DAYS: </w:t>
+              <w:t xml:space="preserve"> </w:t>
             </w:r>
           </w:p>
         </w:tc>
@@ -6126,7 +6126,7 @@
                 <w:sz w:val="20"/>
                 <w:szCs w:val="20"/>
               </w:rPr>
-              <w:t xml:space="preserve">TOTAL NUMBER OF HOURS: </w:t>
+              <w:t xml:space="preserve">TOTAL NUMBER OF HOURS: 102 </w:t>
             </w:r>
           </w:p>
         </w:tc>
@@ -7421,7 +7421,7 @@
                 <w:iCs/>
                 <w:color w:val="000000"/>
               </w:rPr>
-              <w:t>ontinued</w:t>
+              <w:t xml:space="preserve">Continued building the homepage</w:t>
             </w:r>
             <w:proofErr w:type="spellEnd"/>
             <w:r>
@@ -7431,7 +7431,7 @@
                 <w:iCs/>
                 <w:color w:val="000000"/>
               </w:rPr>
-              <w:t xml:space="preserve"> building the homepage by improving the Hero section and creating the Featured Meals section. Designed reusable meal cards, organized HTML into structured components, applied Flexbox layouts, improved image consistency using object-fit, and practiced advanced alignment techniques such as margin-top: auto.</w:t>
+              <w:t xml:space="preserve"> by improving the Hero section and creating the Featured Meals section. Designed reusable meal cards, organized HTML into structured components, applied Flexbox layouts, improved image consistency using object-fit, and practiced advanced alignment techniques such as margin-top: auto.</w:t>
             </w:r>
           </w:p>
         </w:tc>
@@ -7576,14 +7576,14 @@
                 <w:sz w:val="24"/>
                 <w:szCs w:val="24"/>
               </w:rPr>
-              <w:t>t</w:t>
+              <w:t xml:space="preserve">Today's work</w:t>
             </w:r>
             <w:r>
               <w:rPr>
                 <w:sz w:val="24"/>
                 <w:szCs w:val="24"/>
               </w:rPr>
-              <w:t>odays</w:t>
+              <w:t xml:space="preserve"/>
             </w:r>
             <w:proofErr w:type="spellEnd"/>
             <w:r>
@@ -7591,7 +7591,7 @@
                 <w:sz w:val="24"/>
                 <w:szCs w:val="24"/>
               </w:rPr>
-              <w:t xml:space="preserve"> work focused on improving the Hero section and building the </w:t>
+              <w:t xml:space="preserve"> focused on improving the Hero section and building the </w:t>
             </w:r>
             <w:r>
               <w:rPr>
@@ -7648,14 +7648,14 @@
                 <w:sz w:val="24"/>
                 <w:szCs w:val="24"/>
               </w:rPr>
-              <w:t xml:space="preserve">I build a new folder in the image section , </w:t>
+              <w:t xml:space="preserve">I created a new image folder and a structured HTML layout</w:t>
             </w:r>
             <w:r>
               <w:rPr>
                 <w:sz w:val="24"/>
                 <w:szCs w:val="24"/>
               </w:rPr>
-              <w:t xml:space="preserve">I created a structured HTML layout by separating each meal card into an image section and a content section containing the category, title, description, and button. I used </w:t>
+              <w:t xml:space="preserve"> by separating each meal card into an image section and a content section containing the category, title, description, and button. I used </w:t>
             </w:r>
             <w:r>
               <w:rPr>
@@ -7810,7 +7810,7 @@
                 <w:sz w:val="24"/>
                 <w:szCs w:val="24"/>
               </w:rPr>
-              <w:t xml:space="preserve"> elements after discovering that vertical margins do not apply correctly to inline elements like &lt;span&gt; Changing the category badge to display: inline-block allowed spacing and padding to work as expected.</w:t>
+              <w:t xml:space="preserve"> elements after discovering that vertical margins do not apply correctly to inline elements like &lt;span&gt;. Changing the category badge to display: inline-block allowed spacing and padding to work as expected.</w:t>
             </w:r>
           </w:p>
           <w:p>
@@ -7851,21 +7851,21 @@
                 <w:sz w:val="24"/>
                 <w:szCs w:val="24"/>
               </w:rPr>
-              <w:t xml:space="preserve"> inside a Flexbox column layout. Combined with flex-direction: column and flex: 1</w:t>
+              <w:t xml:space="preserve"> inside a Flexbox column layout. Combined with flex-direction: column and flex: 1, this technique</w:t>
             </w:r>
             <w:r>
               <w:rPr>
                 <w:sz w:val="24"/>
                 <w:szCs w:val="24"/>
               </w:rPr>
-              <w:t xml:space="preserve"> </w:t>
+              <w:t xml:space="preserve"/>
             </w:r>
             <w:r>
               <w:rPr>
                 <w:sz w:val="24"/>
                 <w:szCs w:val="24"/>
               </w:rPr>
-              <w:t>this technique automatically pushes buttons to the bottom of every card, keeping all buttons perfectly aligned even when the card descriptions have different lengths. This approach creates a cleaner and more professional layout than manually adjusting margins</w:t>
+              <w:t xml:space="preserve"> automatically pushes buttons to the bottom of every card, keeping all buttons perfectly aligned even when the card descriptions have different lengths. This approach creates a cleaner and more professional layout than manually adjusting margins.</w:t>
             </w:r>
           </w:p>
           <w:p>
